--- a/docs/instruments/p2_disclosure_standard.docx
+++ b/docs/instruments/p2_disclosure_standard.docx
@@ -3,7 +3,7 @@
 <w:document xmlns:o="urn:schemas-microsoft-com:office:office" xmlns:r="http://schemas.openxmlformats.org/officeDocument/2006/relationships" xmlns:v="urn:schemas-microsoft-com:vml" xmlns:w="http://schemas.openxmlformats.org/wordprocessingml/2006/main" xmlns:w10="urn:schemas-microsoft-com:office:word" xmlns:wp="http://schemas.openxmlformats.org/drawingml/2006/wordprocessingDrawing" xmlns:pic="http://schemas.openxmlformats.org/drawingml/2006/picture" xmlns:wps="http://schemas.microsoft.com/office/word/2010/wordprocessingShape" xmlns:wpg="http://schemas.microsoft.com/office/word/2010/wordprocessingGroup" xmlns:mc="http://schemas.openxmlformats.org/markup-compatibility/2006" xmlns:wp14="http://schemas.microsoft.com/office/word/2010/wordprocessingDrawing" xmlns:w14="http://schemas.microsoft.com/office/word/2010/wordml" xmlns:w15="http://schemas.microsoft.com/office/word/2012/wordml" mc:Ignorable="w14 wp14 w15">
   <w:body>
     <w:p>
-      <w:hyperlink r:id="rId32">
+      <w:hyperlink r:id="rId19">
         <w:r>
           <w:drawing>
             <wp:inline>
@@ -20,7 +20,7 @@
                       </pic:cNvPicPr>
                     </pic:nvPicPr>
                     <pic:blipFill>
-                      <a:blip r:embed="rId31"/>
+                      <a:blip r:embed="rId18"/>
                       <a:stretch>
                         <a:fillRect/>
                       </a:stretch>
@@ -2438,19 +2438,19 @@
       </w:pPr>
       <w:r>
         <w:rPr/>
-        <w:t xml:space="preserve">Publishing and academic sectors support each of these exemptions. The Association for Computing Machinery treats “basic word processing systems” as an exception to its disclosure requirement. The Institute of Electrical and Electronics Engineers places editing and grammar enhancement outside the intent of its policy. Springer Nature states that AI-assisted copy-editing does not need to be declared. SAGE is the only publisher in </w:t>
+        <w:t xml:space="preserve">Publishing and academic sectors support each of these exemptions. The Association for Computing Machinery treats “basic word processing systems” as an exception to its disclosure requirement. The Institute of Electrical and Electronics Engineers places editing and grammar enhancement outside the intent of its policy. Springer Nature states that AI-assisted copy-editing does not need to be declared. </w:t>
       </w:r>
       <w:hyperlink r:id="rId2">
         <w:r>
           <w:rPr>
             <w:rStyle w:val="Hyperlink"/>
           </w:rPr>
-          <w:t>the report</w:t>
+          <w:t>Responsible AI in Academic Research: A Competency Framework for Research Training</w:t>
         </w:r>
       </w:hyperlink>
       <w:r>
         <w:rPr/>
-        <w:t>’s sample with an explicit assistive-versus-generative threshold, exempting tools “that make suggestions to improve or enhance your own work” (§3.3).</w:t>
+        <w:t xml:space="preserve"> found that SAGE is the only publisher in its sample with an explicit assistive-versus-generative threshold, exempting tools “that make suggestions to improve or enhance your own work” (§3.3).</w:t>
       </w:r>
     </w:p>
     <w:p>
@@ -2467,19 +2467,7 @@
       </w:r>
       <w:r>
         <w:rPr/>
-        <w:t xml:space="preserve"> Translation of a researcher’s own text between languages is treated in Appendix G as labor with an audit trail and a researcher signature. However, at least one institution in </w:t>
-      </w:r>
-      <w:hyperlink r:id="rId3">
-        <w:r>
-          <w:rPr>
-            <w:rStyle w:val="Hyperlink"/>
-          </w:rPr>
-          <w:t>the report</w:t>
-        </w:r>
-      </w:hyperlink>
-      <w:r>
-        <w:rPr/>
-        <w:t xml:space="preserve">’s 38-university sample prohibits AI translation of text drafted in another language outright. [INSTITUTION NAME] must choose between </w:t>
+        <w:t xml:space="preserve"> Translation of a researcher’s own text between languages is treated in Appendix G as labor with an audit trail and a researcher signature. However, at least one institution in the report’s 38-university sample prohibits AI translation of text drafted in another language outright. [INSTITUTION NAME] must choose between </w:t>
       </w:r>
       <w:r>
         <w:rPr>
@@ -2561,19 +2549,7 @@
       </w:r>
       <w:r>
         <w:rPr/>
-        <w:t xml:space="preserve"> This standard applies on identical terms to graduate students, research staff, advisors, supervisors, and professional staff producing research outputs. If an institution applies disclosure rules only to students, it is simply running a plagiarism policy under a research-integrity label. Across the 38 top-tier doctoral universities in 15 countries and jurisdictions surveyed for </w:t>
-      </w:r>
-      <w:hyperlink r:id="rId4">
-        <w:r>
-          <w:rPr>
-            <w:rStyle w:val="Hyperlink"/>
-          </w:rPr>
-          <w:t>the report</w:t>
-        </w:r>
-      </w:hyperlink>
-      <w:r>
-        <w:rPr/>
-        <w:t>, around 40 percent of institutional AI policies stop at that ceiling (§1.3).</w:t>
+        <w:t xml:space="preserve"> This standard applies on identical terms to graduate students, research staff, advisors, supervisors, and professional staff producing research outputs. If an institution applies disclosure rules only to students, it is simply running a plagiarism policy under a research-integrity label. Across the 38 top-tier doctoral universities in 15 countries and jurisdictions surveyed for the report, around 40 percent of institutional AI policies stop at that ceiling (§1.3).</w:t>
       </w:r>
     </w:p>
     <w:p>
@@ -5209,26 +5185,7 @@
                 <w:szCs w:val="22"/>
                 <w:lang w:val="en-US" w:eastAsia="en-US" w:bidi="ar-SA"/>
               </w:rPr>
-              <w:t xml:space="preserve">A statement in the methods or an equivalent section. No preprint server in </w:t>
-            </w:r>
-            <w:hyperlink r:id="rId5">
-              <w:r>
-                <w:rPr>
-                  <w:rStyle w:val="Hyperlink"/>
-                  <w:kern w:val="0"/>
-                  <w:szCs w:val="22"/>
-                  <w:lang w:val="en-US" w:eastAsia="en-US" w:bidi="ar-SA"/>
-                </w:rPr>
-                <w:t>the report</w:t>
-              </w:r>
-            </w:hyperlink>
-            <w:r>
-              <w:rPr>
-                <w:kern w:val="0"/>
-                <w:szCs w:val="22"/>
-                <w:lang w:val="en-US" w:eastAsia="en-US" w:bidi="ar-SA"/>
-              </w:rPr>
-              <w:t>’s sample mandates a specific section name, and none permits AI as an author.</w:t>
+              <w:t>A statement in the methods or an equivalent section. No preprint server in the report’s sample mandates a specific section name, and none permits AI as an author.</w:t>
             </w:r>
           </w:p>
         </w:tc>
@@ -5624,19 +5581,7 @@
       </w:r>
       <w:r>
         <w:rPr/>
-        <w:t xml:space="preserve"> tradition is the clearest working example. The affidavit long predated generative AI, and disclosure was added directly to it with established legal standing. Institutions that require doctoral students to state “when, where, why, and to what extent” AI was used inside that existing affidavit have the strongest instrument in </w:t>
-      </w:r>
-      <w:hyperlink r:id="rId6">
-        <w:r>
-          <w:rPr>
-            <w:rStyle w:val="Hyperlink"/>
-          </w:rPr>
-          <w:t>the report</w:t>
-        </w:r>
-      </w:hyperlink>
-      <w:r>
-        <w:rPr/>
-        <w:t>’s global sample, at no additional administrative cost (§1.3, §3.2).</w:t>
+        <w:t xml:space="preserve"> tradition is the clearest working example. The affidavit long predated generative AI, and disclosure was added directly to it with established legal standing. Institutions that require doctoral students to state “when, where, why, and to what extent” AI was used inside that existing affidavit have the strongest instrument in the report’s global sample, at no additional administrative cost (§1.3, §3.2).</w:t>
       </w:r>
     </w:p>
     <w:p>
@@ -5675,19 +5620,7 @@
       </w:r>
       <w:r>
         <w:rPr/>
-        <w:t xml:space="preserve"> a two-option declaration where the doctoral student selects either no AI use or acknowledged AI use, with the acknowledgment providing the five required fields (currently in use at one Class D institution in </w:t>
-      </w:r>
-      <w:hyperlink r:id="rId7">
-        <w:r>
-          <w:rPr>
-            <w:rStyle w:val="Hyperlink"/>
-          </w:rPr>
-          <w:t>the report</w:t>
-        </w:r>
-      </w:hyperlink>
-      <w:r>
-        <w:rPr/>
-        <w:t xml:space="preserve">’s sample), or </w:t>
+        <w:t xml:space="preserve"> a two-option declaration where the doctoral student selects either no AI use or acknowledged AI use, with the acknowledgment providing the five required fields (currently in use at one Class D institution in the report’s sample), or </w:t>
       </w:r>
       <w:r>
         <w:rPr>
@@ -5728,19 +5661,7 @@
       </w:r>
       <w:r>
         <w:rPr/>
-        <w:t xml:space="preserve"> Where an institution examines by oral examination (the viva or thesis defense), the doctoral student is expected to describe and defend any AI use, and examiners may ask about it. This is already the rule at institutions in </w:t>
-      </w:r>
-      <w:hyperlink r:id="rId8">
-        <w:r>
-          <w:rPr>
-            <w:rStyle w:val="Hyperlink"/>
-          </w:rPr>
-          <w:t>the report</w:t>
-        </w:r>
-      </w:hyperlink>
-      <w:r>
-        <w:rPr/>
-        <w:t>’s sample, and it is what gives practical force to the written disclosure. Examiners are not expected to act as forensic detectors of AI use, but they are fully entitled to ask candidates to explain and defend whatever was declared.</w:t>
+        <w:t xml:space="preserve"> Where an institution examines by oral examination (the viva or thesis defense), the doctoral student is expected to describe and defend any AI use, and examiners may ask about it. This is already the rule at institutions in the report’s sample, and it is what gives practical force to the written disclosure. Examiners are not expected to act as forensic detectors of AI use, but they are fully entitled to ask candidates to explain and defend whatever was declared.</w:t>
       </w:r>
     </w:p>
     <w:p>
@@ -7373,19 +7294,7 @@
       </w:r>
       <w:r>
         <w:rPr/>
-        <w:t xml:space="preserve"> This rule is universal across the eighteen publishers and journal families in </w:t>
-      </w:r>
-      <w:hyperlink r:id="rId9">
-        <w:r>
-          <w:rPr>
-            <w:rStyle w:val="Hyperlink"/>
-          </w:rPr>
-          <w:t>the report</w:t>
-        </w:r>
-      </w:hyperlink>
-      <w:r>
-        <w:rPr/>
-        <w:t>’s sample, as well as across all three preprint servers. It is a fundamental rule about accountability, and no disclosure statement can cure a breach of it.</w:t>
+        <w:t xml:space="preserve"> This rule is universal across the eighteen publishers and journal families in the report’s sample, as well as across all three preprint servers. It is a fundamental rule about accountability, and no disclosure statement can cure a breach of it.</w:t>
       </w:r>
     </w:p>
     <w:p>
@@ -7549,19 +7458,7 @@
       </w:r>
       <w:r>
         <w:rPr/>
-        <w:t xml:space="preserve"> Across the fourteen national research funders surveyed for </w:t>
-      </w:r>
-      <w:hyperlink r:id="rId10">
-        <w:r>
-          <w:rPr>
-            <w:rStyle w:val="Hyperlink"/>
-          </w:rPr>
-          <w:t>the report</w:t>
-        </w:r>
-      </w:hyperlink>
-      <w:r>
-        <w:rPr/>
-        <w:t xml:space="preserve"> (spanning eleven countries plus the European Research Council as a supranational entity), the applicant-side position runs from prohibition-adjacent to explicit non-requirement, across policies dated September 2023 to April 2026 (§3.1). Any general rule a researcher tries to carry in their head will inevitably be wrong for some funder.</w:t>
+        <w:t xml:space="preserve"> Across the fourteen national research funders surveyed for the report (spanning eleven countries plus the European Research Council as a supranational entity), the applicant-side position runs from prohibition-adjacent to explicit non-requirement, across policies dated September 2023 to April 2026 (§3.1). Any general rule a researcher tries to carry in their head will inevitably be wrong for some funder.</w:t>
       </w:r>
     </w:p>
     <w:tbl>
@@ -7580,9 +7477,9 @@
         <w:tblLook w:noHBand="0" w:lastColumn="0" w:firstColumn="0" w:lastRow="0" w:firstRow="1" w:noVBand="0" w:val="0020"/>
       </w:tblPr>
       <w:tblGrid>
-        <w:gridCol w:w="2449"/>
-        <w:gridCol w:w="3660"/>
-        <w:gridCol w:w="2963"/>
+        <w:gridCol w:w="2443"/>
+        <w:gridCol w:w="3665"/>
+        <w:gridCol w:w="2964"/>
       </w:tblGrid>
       <w:tr>
         <w:trPr>
@@ -7591,7 +7488,7 @@
         </w:trPr>
         <w:tc>
           <w:tcPr>
-            <w:tcW w:w="2449" w:type="dxa"/>
+            <w:tcW w:w="2443" w:type="dxa"/>
             <w:tcBorders>
               <w:top w:val="single" w:sz="8" w:space="0" w:color="00547B"/>
               <w:bottom w:val="single" w:sz="8" w:space="0" w:color="00547B"/>
@@ -7623,7 +7520,7 @@
         </w:tc>
         <w:tc>
           <w:tcPr>
-            <w:tcW w:w="3660" w:type="dxa"/>
+            <w:tcW w:w="3665" w:type="dxa"/>
             <w:tcBorders>
               <w:top w:val="single" w:sz="8" w:space="0" w:color="00547B"/>
               <w:bottom w:val="single" w:sz="8" w:space="0" w:color="00547B"/>
@@ -7655,7 +7552,7 @@
         </w:tc>
         <w:tc>
           <w:tcPr>
-            <w:tcW w:w="2963" w:type="dxa"/>
+            <w:tcW w:w="2964" w:type="dxa"/>
             <w:tcBorders>
               <w:top w:val="single" w:sz="8" w:space="0" w:color="00547B"/>
               <w:bottom w:val="single" w:sz="8" w:space="0" w:color="00547B"/>
@@ -7690,7 +7587,7 @@
         <w:trPr/>
         <w:tc>
           <w:tcPr>
-            <w:tcW w:w="2449" w:type="dxa"/>
+            <w:tcW w:w="2443" w:type="dxa"/>
             <w:tcBorders>
               <w:top w:val="single" w:sz="4" w:space="0" w:color="C9CED2"/>
               <w:bottom w:val="single" w:sz="4" w:space="0" w:color="C9CED2"/>
@@ -7732,7 +7629,7 @@
         </w:tc>
         <w:tc>
           <w:tcPr>
-            <w:tcW w:w="3660" w:type="dxa"/>
+            <w:tcW w:w="3665" w:type="dxa"/>
             <w:tcBorders>
               <w:top w:val="single" w:sz="4" w:space="0" w:color="C9CED2"/>
               <w:bottom w:val="single" w:sz="4" w:space="0" w:color="C9CED2"/>
@@ -7764,7 +7661,7 @@
         </w:tc>
         <w:tc>
           <w:tcPr>
-            <w:tcW w:w="2963" w:type="dxa"/>
+            <w:tcW w:w="2964" w:type="dxa"/>
             <w:tcBorders>
               <w:top w:val="single" w:sz="4" w:space="0" w:color="C9CED2"/>
               <w:bottom w:val="single" w:sz="4" w:space="0" w:color="C9CED2"/>
@@ -7801,7 +7698,7 @@
         </w:trPr>
         <w:tc>
           <w:tcPr>
-            <w:tcW w:w="2449" w:type="dxa"/>
+            <w:tcW w:w="2443" w:type="dxa"/>
             <w:tcBorders>
               <w:top w:val="single" w:sz="4" w:space="0" w:color="C9CED2"/>
               <w:bottom w:val="single" w:sz="4" w:space="0" w:color="C9CED2"/>
@@ -7843,7 +7740,7 @@
         </w:tc>
         <w:tc>
           <w:tcPr>
-            <w:tcW w:w="3660" w:type="dxa"/>
+            <w:tcW w:w="3665" w:type="dxa"/>
             <w:tcBorders>
               <w:top w:val="single" w:sz="4" w:space="0" w:color="C9CED2"/>
               <w:bottom w:val="single" w:sz="4" w:space="0" w:color="C9CED2"/>
@@ -7875,7 +7772,7 @@
         </w:tc>
         <w:tc>
           <w:tcPr>
-            <w:tcW w:w="2963" w:type="dxa"/>
+            <w:tcW w:w="2964" w:type="dxa"/>
             <w:tcBorders>
               <w:top w:val="single" w:sz="4" w:space="0" w:color="C9CED2"/>
               <w:bottom w:val="single" w:sz="4" w:space="0" w:color="C9CED2"/>
@@ -7912,7 +7809,7 @@
         </w:trPr>
         <w:tc>
           <w:tcPr>
-            <w:tcW w:w="2449" w:type="dxa"/>
+            <w:tcW w:w="2443" w:type="dxa"/>
             <w:tcBorders>
               <w:top w:val="single" w:sz="4" w:space="0" w:color="C9CED2"/>
               <w:bottom w:val="single" w:sz="4" w:space="0" w:color="C9CED2"/>
@@ -7962,7 +7859,7 @@
         </w:tc>
         <w:tc>
           <w:tcPr>
-            <w:tcW w:w="3660" w:type="dxa"/>
+            <w:tcW w:w="3665" w:type="dxa"/>
             <w:tcBorders>
               <w:top w:val="single" w:sz="4" w:space="0" w:color="C9CED2"/>
               <w:bottom w:val="single" w:sz="4" w:space="0" w:color="C9CED2"/>
@@ -7994,7 +7891,7 @@
         </w:tc>
         <w:tc>
           <w:tcPr>
-            <w:tcW w:w="2963" w:type="dxa"/>
+            <w:tcW w:w="2964" w:type="dxa"/>
             <w:tcBorders>
               <w:top w:val="single" w:sz="4" w:space="0" w:color="C9CED2"/>
               <w:bottom w:val="single" w:sz="4" w:space="0" w:color="C9CED2"/>
@@ -8031,7 +7928,7 @@
         </w:trPr>
         <w:tc>
           <w:tcPr>
-            <w:tcW w:w="2449" w:type="dxa"/>
+            <w:tcW w:w="2443" w:type="dxa"/>
             <w:tcBorders>
               <w:top w:val="single" w:sz="4" w:space="0" w:color="C9CED2"/>
               <w:bottom w:val="single" w:sz="4" w:space="0" w:color="C9CED2"/>
@@ -8065,7 +7962,7 @@
         </w:tc>
         <w:tc>
           <w:tcPr>
-            <w:tcW w:w="3660" w:type="dxa"/>
+            <w:tcW w:w="3665" w:type="dxa"/>
             <w:tcBorders>
               <w:top w:val="single" w:sz="4" w:space="0" w:color="C9CED2"/>
               <w:bottom w:val="single" w:sz="4" w:space="0" w:color="C9CED2"/>
@@ -8097,7 +7994,7 @@
         </w:tc>
         <w:tc>
           <w:tcPr>
-            <w:tcW w:w="2963" w:type="dxa"/>
+            <w:tcW w:w="2964" w:type="dxa"/>
             <w:tcBorders>
               <w:top w:val="single" w:sz="4" w:space="0" w:color="C9CED2"/>
               <w:bottom w:val="single" w:sz="4" w:space="0" w:color="C9CED2"/>
@@ -8134,7 +8031,7 @@
         </w:trPr>
         <w:tc>
           <w:tcPr>
-            <w:tcW w:w="2449" w:type="dxa"/>
+            <w:tcW w:w="2443" w:type="dxa"/>
             <w:tcBorders>
               <w:top w:val="single" w:sz="4" w:space="0" w:color="C9CED2"/>
               <w:bottom w:val="single" w:sz="8" w:space="0" w:color="00547B"/>
@@ -8170,32 +8067,13 @@
                 <w:szCs w:val="22"/>
                 <w:lang w:val="en-US" w:eastAsia="en-US" w:bidi="ar-SA"/>
               </w:rPr>
-              <w:t xml:space="preserve"> in </w:t>
-            </w:r>
-            <w:hyperlink r:id="rId11">
-              <w:r>
-                <w:rPr>
-                  <w:rStyle w:val="Hyperlink"/>
-                  <w:kern w:val="0"/>
-                  <w:szCs w:val="22"/>
-                  <w:lang w:val="en-US" w:eastAsia="en-US" w:bidi="ar-SA"/>
-                </w:rPr>
-                <w:t>the report</w:t>
-              </w:r>
-            </w:hyperlink>
-            <w:r>
-              <w:rPr>
-                <w:kern w:val="0"/>
-                <w:szCs w:val="22"/>
-                <w:lang w:val="en-US" w:eastAsia="en-US" w:bidi="ar-SA"/>
-              </w:rPr>
-              <w:t>’s sample</w:t>
+              <w:t xml:space="preserve"> in the report’s sample</w:t>
             </w:r>
           </w:p>
         </w:tc>
         <w:tc>
           <w:tcPr>
-            <w:tcW w:w="3660" w:type="dxa"/>
+            <w:tcW w:w="3665" w:type="dxa"/>
             <w:tcBorders>
               <w:top w:val="single" w:sz="4" w:space="0" w:color="C9CED2"/>
               <w:bottom w:val="single" w:sz="8" w:space="0" w:color="00547B"/>
@@ -8227,7 +8105,7 @@
         </w:tc>
         <w:tc>
           <w:tcPr>
-            <w:tcW w:w="2963" w:type="dxa"/>
+            <w:tcW w:w="2964" w:type="dxa"/>
             <w:tcBorders>
               <w:top w:val="single" w:sz="4" w:space="0" w:color="C9CED2"/>
               <w:bottom w:val="single" w:sz="8" w:space="0" w:color="00547B"/>
@@ -8313,19 +8191,7 @@
       </w:r>
       <w:r>
         <w:rPr/>
-        <w:t xml:space="preserve"> Funders regulate the front and back of the grant lifecycle (application and assessment) and delegate the middle to host-institution research-integrity policy. The German Research Foundation is the single clear exception in </w:t>
-      </w:r>
-      <w:hyperlink r:id="rId12">
-        <w:r>
-          <w:rPr>
-            <w:rStyle w:val="Hyperlink"/>
-          </w:rPr>
-          <w:t>the report</w:t>
-        </w:r>
-      </w:hyperlink>
-      <w:r>
-        <w:rPr/>
-        <w:t>’s sample, as its disclosure duty extends to making results publicly available rather than stopping at the grant application. This regulatory gap is exactly why this standard must operate at the institutional level rather than relying on funding bodies to set the rules.</w:t>
+        <w:t xml:space="preserve"> Funders regulate the front and back of the grant lifecycle (application and assessment) and delegate the middle to host-institution research-integrity policy. The German Research Foundation is the single clear exception in the report’s sample, as its disclosure duty extends to making results publicly available rather than stopping at the grant application. This regulatory gap is exactly why this standard must operate at the institutional level rather than relying on funding bodies to set the rules.</w:t>
       </w:r>
     </w:p>
     <w:p>
@@ -8834,19 +8700,7 @@
       </w:r>
       <w:r>
         <w:rPr/>
-        <w:t xml:space="preserve"> Seven detectors evaluated together showed 39.5 percent baseline accuracy falling to 17.4 percent under simple adversarial techniques, with documented bias against authors who are not native English speakers (Appendix C, Class 11). At least one Class D institution in </w:t>
-      </w:r>
-      <w:hyperlink r:id="rId13">
-        <w:r>
-          <w:rPr>
-            <w:rStyle w:val="Hyperlink"/>
-          </w:rPr>
-          <w:t>the report</w:t>
-        </w:r>
-      </w:hyperlink>
-      <w:r>
-        <w:rPr/>
-        <w:t>’s sample explicitly prohibits examiners from running a thesis through AI-detection software. Detection output should, at most, trigger a constructive conversation. It can never serve as proof of misconduct, because it treats surface authorship signals as a proxy for research validity, which they are not.</w:t>
+        <w:t xml:space="preserve"> Seven detectors evaluated together showed 39.5 percent baseline accuracy falling to 17.4 percent under simple adversarial techniques, with documented bias against authors who are not native English speakers (Appendix C, Class 11). At least one Class D institution in the report’s sample explicitly prohibits examiners from running a thesis through AI-detection software. Detection output should, at most, trigger a constructive conversation. It can never serve as proof of misconduct, because it treats surface authorship signals as a proxy for research validity, which they are not.</w:t>
       </w:r>
     </w:p>
     <w:p>
@@ -10979,19 +10833,7 @@
       </w:pPr>
       <w:r>
         <w:rPr/>
-        <w:t xml:space="preserve">Table 8. Mapping between policy instrument sections and corresponding sections of </w:t>
-      </w:r>
-      <w:hyperlink r:id="rId14">
-        <w:r>
-          <w:rPr>
-            <w:rStyle w:val="Hyperlink"/>
-          </w:rPr>
-          <w:t>the report</w:t>
-        </w:r>
-      </w:hyperlink>
-      <w:r>
-        <w:rPr/>
-        <w:t>.</w:t>
+        <w:t>Table 8. Mapping between policy instrument sections and corresponding sections of the report.</w:t>
       </w:r>
     </w:p>
     <w:p>
@@ -11159,7 +11001,7 @@
         <w:keepLines/>
         <w:rPr/>
       </w:pPr>
-      <w:hyperlink r:id="rId15">
+      <w:hyperlink r:id="rId3">
         <w:r>
           <w:rPr>
             <w:rStyle w:val="Hyperlink"/>
@@ -11182,7 +11024,7 @@
                       </pic:cNvPicPr>
                     </pic:nvPicPr>
                     <pic:blipFill>
-                      <a:blip r:embed="rId16"/>
+                      <a:blip r:embed="rId4"/>
                       <a:stretch>
                         <a:fillRect/>
                       </a:stretch>
@@ -11223,7 +11065,7 @@
         <w:rPr/>
         <w:t xml:space="preserve"> · Professor and Director, Instats · </w:t>
       </w:r>
-      <w:hyperlink r:id="rId17">
+      <w:hyperlink r:id="rId5">
         <w:r>
           <w:rPr>
             <w:rStyle w:val="Hyperlink"/>
@@ -11235,7 +11077,7 @@
         <w:rPr/>
         <w:t xml:space="preserve"> · </w:t>
       </w:r>
-      <w:hyperlink r:id="rId18">
+      <w:hyperlink r:id="rId6">
         <w:r>
           <w:rPr>
             <w:rStyle w:val="Hyperlink"/>
@@ -11262,7 +11104,7 @@
         </w:rPr>
         <w:t xml:space="preserve">Part of the Instats AI Readiness Pack · </w:t>
       </w:r>
-      <w:hyperlink r:id="rId19">
+      <w:hyperlink r:id="rId7">
         <w:r>
           <w:rPr>
             <w:rStyle w:val="Hyperlink"/>
@@ -11281,19 +11123,7 @@
       </w:r>
       <w:r>
         <w:rPr/>
-        <w:t xml:space="preserve"> </w:t>
-      </w:r>
-      <w:hyperlink r:id="rId20">
-        <w:r>
-          <w:rPr>
-            <w:rStyle w:val="Hyperlink"/>
-          </w:rPr>
-          <w:t>Responsible AI in Academic Research: A Competency Framework for Research Training</w:t>
-        </w:r>
-      </w:hyperlink>
-      <w:r>
-        <w:rPr/>
-        <w:t xml:space="preserve"> </w:t>
+        <w:t xml:space="preserve"> Responsible AI in Academic Research: A Competency Framework for Research Training </w:t>
       </w:r>
       <w:r>
         <w:rPr>
@@ -11306,12 +11136,12 @@
       <w:bookmarkEnd w:id="23"/>
     </w:p>
     <w:sectPr>
-      <w:headerReference w:type="even" r:id="rId21"/>
-      <w:headerReference w:type="default" r:id="rId22"/>
-      <w:headerReference w:type="first" r:id="rId23"/>
-      <w:footerReference w:type="even" r:id="rId24"/>
-      <w:footerReference w:type="default" r:id="rId25"/>
-      <w:footerReference w:type="first" r:id="rId26"/>
+      <w:headerReference w:type="even" r:id="rId8"/>
+      <w:headerReference w:type="default" r:id="rId9"/>
+      <w:headerReference w:type="first" r:id="rId10"/>
+      <w:footerReference w:type="even" r:id="rId11"/>
+      <w:footerReference w:type="default" r:id="rId12"/>
+      <w:footerReference w:type="first" r:id="rId13"/>
       <w:type w:val="nextPage"/>
       <w:pgSz w:w="11906" w:h="16838"/>
       <w:pgMar w:left="1417" w:right="1417" w:gutter="0" w:header="720" w:top="1361" w:footer="720" w:bottom="1361"/>
@@ -13872,10 +13702,12 @@
     <w:unhideWhenUsed/>
     <w:rsid w:val="00aa1d8d"/>
     <w:pPr>
-      <w:spacing w:before="0" w:after="120"/>
+      <w:spacing w:lineRule="auto" w:line="348" w:before="0" w:after="160"/>
     </w:pPr>
     <w:rPr>
       <w:rFonts w:ascii="Georgia" w:hAnsi="Georgia" w:eastAsia="Georgia" w:cs="Georgia"/>
+      <w:color w:val="212529"/>
+      <w:sz w:val="24"/>
     </w:rPr>
   </w:style>
   <w:style w:type="paragraph" w:styleId="List">

--- a/docs/instruments/p2_disclosure_standard.docx
+++ b/docs/instruments/p2_disclosure_standard.docx
@@ -145,7 +145,7 @@
       <w:hyperlink r:id="rId27">
         <w:r>
           <w:rPr>
-            <w:rStyle w:val="Hyperlink"/>
+            <w:rStyle w:val="Hyperlink1"/>
             <w:i w:val="0"/>
           </w:rPr>
           <w:t xml:space="preserve">Browse the full online instrument catalogue</w:t>
@@ -8284,7 +8284,7 @@
       <w:hyperlink r:id="rId22">
         <w:r>
           <w:rPr>
-            <w:rStyle w:val="Hyperlink"/>
+            <w:rStyle w:val="Hyperlink1"/>
             <w:i w:val="1"/>
           </w:rPr>
           <w:t xml:space="preserve">The Institutional AI Readiness Pack: Self-Assessment and Implementation Tools for Responsible AI in Academic Research</w:t>
@@ -8299,7 +8299,7 @@
       <w:hyperlink r:id="rId23">
         <w:r>
           <w:rPr>
-            <w:rStyle w:val="Hyperlink"/>
+            <w:rStyle w:val="Hyperlink1"/>
             <w:i w:val="0"/>
           </w:rPr>
           <w:t xml:space="preserve">https://doi.org/10.61700/bv2nulyhht</w:t>
@@ -8327,7 +8327,7 @@
       <w:hyperlink r:id="rId24">
         <w:r>
           <w:rPr>
-            <w:rStyle w:val="Hyperlink"/>
+            <w:rStyle w:val="Hyperlink1"/>
             <w:i w:val="1"/>
           </w:rPr>
           <w:t xml:space="preserve">Responsible AI in Academic Research: A Competency Framework for Research Training</w:t>
@@ -8342,7 +8342,7 @@
       <w:hyperlink r:id="rId25">
         <w:r>
           <w:rPr>
-            <w:rStyle w:val="Hyperlink"/>
+            <w:rStyle w:val="Hyperlink1"/>
             <w:i w:val="0"/>
           </w:rPr>
           <w:t xml:space="preserve">https://doi.org/10.61700/t31oy23grr</w:t>
@@ -8370,7 +8370,7 @@
       <w:hyperlink r:id="rId26">
         <w:r>
           <w:rPr>
-            <w:rStyle w:val="Hyperlink"/>
+            <w:rStyle w:val="Hyperlink1"/>
             <w:i w:val="0"/>
           </w:rPr>
           <w:t xml:space="preserve">Creative Commons Attribution 4.0 International (CC BY 4.0)</w:t>
@@ -8382,6 +8382,8 @@
         </w:rPr>
         <w:t xml:space="preserve">. You may adapt them for institutional use with attribution.</w:t>
       </w:r>
+      <w:bookmarkEnd w:id="0"/>
+      <w:bookmarkEnd w:id="23"/>
     </w:p>
     <w:sectPr>
       <w:headerReference w:type="even" r:id="rId14"/>
